--- a/procedure-lyreco/PRO-SG-004_Gestion_du_courrier.docx
+++ b/procedure-lyreco/PRO-SG-004_Gestion_du_courrier.docx
@@ -256,7 +256,7 @@
                 <w:sz w:val="17"/>
                 <w:szCs w:val="17"/>
               </w:rPr>
-              <w:t xml:space="preserve">9h00 – 9h30</w:t>
+              <w:t xml:space="preserve">9h30 et 11h30</w:t>
             </w:r>
           </w:p>
         </w:tc>
@@ -283,7 +283,7 @@
                 <w:sz w:val="17"/>
                 <w:szCs w:val="17"/>
               </w:rPr>
-              <w:t xml:space="preserve">Récupérer le courrier à l'accueil principal</w:t>
+              <w:t xml:space="preserve">Récupérer le courrier à l'accueil principal — deux passages du facteur</w:t>
             </w:r>
           </w:p>
         </w:tc>
@@ -312,7 +312,7 @@
                 <w:sz w:val="17"/>
                 <w:szCs w:val="17"/>
               </w:rPr>
-              <w:t xml:space="preserve">9h30 et 11h30</w:t>
+              <w:t xml:space="preserve">10h30 – 11h00</w:t>
             </w:r>
           </w:p>
         </w:tc>
@@ -339,7 +339,7 @@
                 <w:sz w:val="17"/>
                 <w:szCs w:val="17"/>
               </w:rPr>
-              <w:t xml:space="preserve">Passages du matin à l’accueil principal</w:t>
+              <w:t xml:space="preserve">Courrier trié, tamponné et distribué dans les bannettes</w:t>
             </w:r>
           </w:p>
         </w:tc>
@@ -368,7 +368,7 @@
                 <w:sz w:val="17"/>
                 <w:szCs w:val="17"/>
               </w:rPr>
-              <w:t xml:space="preserve">10h30 – 11h00</w:t>
+              <w:t xml:space="preserve">15h00 et 16h00</w:t>
             </w:r>
           </w:p>
         </w:tc>
@@ -395,7 +395,7 @@
                 <w:sz w:val="17"/>
                 <w:szCs w:val="17"/>
               </w:rPr>
-              <w:t xml:space="preserve">Courrier trié, tamponné et distribué dans les bannettes</w:t>
+              <w:t xml:space="preserve">Passages de l'après-midi, dépôt du courrier au départ</w:t>
             </w:r>
           </w:p>
         </w:tc>
@@ -424,7 +424,7 @@
                 <w:sz w:val="17"/>
                 <w:szCs w:val="17"/>
               </w:rPr>
-              <w:t xml:space="preserve">15h00 et 16h00</w:t>
+              <w:t xml:space="preserve">Avant 16h00</w:t>
             </w:r>
           </w:p>
         </w:tc>
@@ -451,7 +451,7 @@
                 <w:sz w:val="17"/>
                 <w:szCs w:val="17"/>
               </w:rPr>
-              <w:t xml:space="preserve">Passages de l'après-midi, dépôt du courrier au départ</w:t>
+              <w:t xml:space="preserve">Pochette Affranchigo déposée à l'accueil principal</w:t>
             </w:r>
           </w:p>
         </w:tc>
@@ -480,7 +480,7 @@
                 <w:sz w:val="17"/>
                 <w:szCs w:val="17"/>
               </w:rPr>
-              <w:t xml:space="preserve">Avant 16h00</w:t>
+              <w:t xml:space="preserve">Fin de journée</w:t>
             </w:r>
           </w:p>
         </w:tc>
@@ -507,62 +507,6 @@
                 <w:sz w:val="17"/>
                 <w:szCs w:val="17"/>
               </w:rPr>
-              <w:t xml:space="preserve">Pochette Affranchigo déposée à l'accueil principal</w:t>
-            </w:r>
-          </w:p>
-        </w:tc>
-      </w:tr>
-      <w:tr>
-        <w:tc>
-          <w:tcPr>
-            <w:tcW w:type="dxa" w:w="2367"/>
-            <w:tcMar>
-              <w:top w:type="dxa" w:w="60"/>
-              <w:left w:type="dxa" w:w="100"/>
-              <w:bottom w:type="dxa" w:w="60"/>
-              <w:right w:type="dxa" w:w="100"/>
-            </w:tcMar>
-          </w:tcPr>
-          <w:p>
-            <w:pPr>
-              <w:spacing w:after="0" w:line="235"/>
-            </w:pPr>
-            <w:r>
-              <w:rPr>
-                <w:rFonts w:ascii="Cambria" w:cs="Cambria" w:eastAsia="Cambria" w:hAnsi="Cambria"/>
-                <w:b w:val="false"/>
-                <w:bCs w:val="false"/>
-                <w:color w:val="17232A"/>
-                <w:sz w:val="17"/>
-                <w:szCs w:val="17"/>
-              </w:rPr>
-              <w:t xml:space="preserve">Fin de journée</w:t>
-            </w:r>
-          </w:p>
-        </w:tc>
-        <w:tc>
-          <w:tcPr>
-            <w:tcW w:type="dxa" w:w="7497"/>
-            <w:tcMar>
-              <w:top w:type="dxa" w:w="60"/>
-              <w:left w:type="dxa" w:w="100"/>
-              <w:bottom w:type="dxa" w:w="60"/>
-              <w:right w:type="dxa" w:w="100"/>
-            </w:tcMar>
-          </w:tcPr>
-          <w:p>
-            <w:pPr>
-              <w:spacing w:after="0" w:line="235"/>
-            </w:pPr>
-            <w:r>
-              <w:rPr>
-                <w:rFonts w:ascii="Cambria" w:cs="Cambria" w:eastAsia="Cambria" w:hAnsi="Cambria"/>
-                <w:b w:val="false"/>
-                <w:bCs w:val="false"/>
-                <w:color w:val="17232A"/>
-                <w:sz w:val="17"/>
-                <w:szCs w:val="17"/>
-              </w:rPr>
               <w:t xml:space="preserve">Plis et colis non récupérés rangés dans le local des services généraux</w:t>
             </w:r>
           </w:p>
@@ -616,7 +560,27 @@
           <w:sz w:val="18"/>
           <w:szCs w:val="18"/>
         </w:rPr>
-        <w:t xml:space="preserve">Récupérer le courrier à l'accueil principal entre 9h00 et 9h30.</w:t>
+        <w:t xml:space="preserve">Récupérer le courrier à l'accueil principal </w:t>
+      </w:r>
+      <w:r>
+        <w:rPr>
+          <w:rFonts w:ascii="Cambria" w:cs="Cambria" w:eastAsia="Cambria" w:hAnsi="Cambria"/>
+          <w:b/>
+          <w:bCs/>
+          <w:color w:val="17232A"/>
+          <w:sz w:val="18"/>
+          <w:szCs w:val="18"/>
+        </w:rPr>
+        <w:t xml:space="preserve">à 9h30 puis à 11h30</w:t>
+      </w:r>
+      <w:r>
+        <w:rPr>
+          <w:rFonts w:ascii="Cambria" w:cs="Cambria" w:eastAsia="Cambria" w:hAnsi="Cambria"/>
+          <w:color w:val="17232A"/>
+          <w:sz w:val="18"/>
+          <w:szCs w:val="18"/>
+        </w:rPr>
+        <w:t xml:space="preserve"> : le facteur passe deux fois.</w:t>
       </w:r>
     </w:p>
     <w:p>
@@ -674,47 +638,27 @@
           <w:sz w:val="18"/>
           <w:szCs w:val="18"/>
         </w:rPr>
-        <w:t xml:space="preserve">Répartir en deux catégories : </w:t>
-      </w:r>
-      <w:r>
-        <w:rPr>
-          <w:rFonts w:ascii="Cambria" w:cs="Cambria" w:eastAsia="Cambria" w:hAnsi="Cambria"/>
-          <w:b/>
-          <w:bCs/>
-          <w:color w:val="17232A"/>
-          <w:sz w:val="18"/>
-          <w:szCs w:val="18"/>
-        </w:rPr>
-        <w:t xml:space="preserve">nominatif</w:t>
-      </w:r>
-      <w:r>
-        <w:rPr>
-          <w:rFonts w:ascii="Cambria" w:cs="Cambria" w:eastAsia="Cambria" w:hAnsi="Cambria"/>
-          <w:color w:val="17232A"/>
-          <w:sz w:val="18"/>
-          <w:szCs w:val="18"/>
-        </w:rPr>
-        <w:t xml:space="preserve"> et </w:t>
-      </w:r>
-      <w:r>
-        <w:rPr>
-          <w:rFonts w:ascii="Cambria" w:cs="Cambria" w:eastAsia="Cambria" w:hAnsi="Cambria"/>
-          <w:b/>
-          <w:bCs/>
-          <w:color w:val="17232A"/>
-          <w:sz w:val="18"/>
-          <w:szCs w:val="18"/>
-        </w:rPr>
-        <w:t xml:space="preserve">non nominatif</w:t>
-      </w:r>
-      <w:r>
-        <w:rPr>
-          <w:rFonts w:ascii="Cambria" w:cs="Cambria" w:eastAsia="Cambria" w:hAnsi="Cambria"/>
-          <w:color w:val="17232A"/>
-          <w:sz w:val="18"/>
-          <w:szCs w:val="18"/>
-        </w:rPr>
-        <w:t xml:space="preserve"> portant un nom de service.</w:t>
+        <w:t xml:space="preserve">Enregistrer les </w:t>
+      </w:r>
+      <w:r>
+        <w:rPr>
+          <w:rFonts w:ascii="Cambria" w:cs="Cambria" w:eastAsia="Cambria" w:hAnsi="Cambria"/>
+          <w:b/>
+          <w:bCs/>
+          <w:color w:val="17232A"/>
+          <w:sz w:val="18"/>
+          <w:szCs w:val="18"/>
+        </w:rPr>
+        <w:t xml:space="preserve">recommandés et les colis dans Welcome by</w:t>
+      </w:r>
+      <w:r>
+        <w:rPr>
+          <w:rFonts w:ascii="Cambria" w:cs="Cambria" w:eastAsia="Cambria" w:hAnsi="Cambria"/>
+          <w:color w:val="17232A"/>
+          <w:sz w:val="18"/>
+          <w:szCs w:val="18"/>
+        </w:rPr>
+        <w:t xml:space="preserve"> dès la récupération.</w:t>
       </w:r>
     </w:p>
     <w:p>
@@ -733,7 +677,47 @@
           <w:sz w:val="18"/>
           <w:szCs w:val="18"/>
         </w:rPr>
-        <w:t xml:space="preserve">Un courrier qui n'est ni l'un ni l'autre est ouvert pour identifier le destinataire, qui est ensuite prévenu.</w:t>
+        <w:t xml:space="preserve">Répartir en deux catégories : </w:t>
+      </w:r>
+      <w:r>
+        <w:rPr>
+          <w:rFonts w:ascii="Cambria" w:cs="Cambria" w:eastAsia="Cambria" w:hAnsi="Cambria"/>
+          <w:b/>
+          <w:bCs/>
+          <w:color w:val="17232A"/>
+          <w:sz w:val="18"/>
+          <w:szCs w:val="18"/>
+        </w:rPr>
+        <w:t xml:space="preserve">nominatif</w:t>
+      </w:r>
+      <w:r>
+        <w:rPr>
+          <w:rFonts w:ascii="Cambria" w:cs="Cambria" w:eastAsia="Cambria" w:hAnsi="Cambria"/>
+          <w:color w:val="17232A"/>
+          <w:sz w:val="18"/>
+          <w:szCs w:val="18"/>
+        </w:rPr>
+        <w:t xml:space="preserve"> et </w:t>
+      </w:r>
+      <w:r>
+        <w:rPr>
+          <w:rFonts w:ascii="Cambria" w:cs="Cambria" w:eastAsia="Cambria" w:hAnsi="Cambria"/>
+          <w:b/>
+          <w:bCs/>
+          <w:color w:val="17232A"/>
+          <w:sz w:val="18"/>
+          <w:szCs w:val="18"/>
+        </w:rPr>
+        <w:t xml:space="preserve">non nominatif</w:t>
+      </w:r>
+      <w:r>
+        <w:rPr>
+          <w:rFonts w:ascii="Cambria" w:cs="Cambria" w:eastAsia="Cambria" w:hAnsi="Cambria"/>
+          <w:color w:val="17232A"/>
+          <w:sz w:val="18"/>
+          <w:szCs w:val="18"/>
+        </w:rPr>
+        <w:t xml:space="preserve"> portant un nom de service.</w:t>
       </w:r>
     </w:p>
     <w:p>
@@ -752,27 +736,7 @@
           <w:sz w:val="18"/>
           <w:szCs w:val="18"/>
         </w:rPr>
-        <w:t xml:space="preserve">Déposer le courrier dans les bannettes prévues, </w:t>
-      </w:r>
-      <w:r>
-        <w:rPr>
-          <w:rFonts w:ascii="Cambria" w:cs="Cambria" w:eastAsia="Cambria" w:hAnsi="Cambria"/>
-          <w:b/>
-          <w:bCs/>
-          <w:color w:val="17232A"/>
-          <w:sz w:val="18"/>
-          <w:szCs w:val="18"/>
-        </w:rPr>
-        <w:t xml:space="preserve">avant 10h30 – 11h00</w:t>
-      </w:r>
-      <w:r>
-        <w:rPr>
-          <w:rFonts w:ascii="Cambria" w:cs="Cambria" w:eastAsia="Cambria" w:hAnsi="Cambria"/>
-          <w:color w:val="17232A"/>
-          <w:sz w:val="18"/>
-          <w:szCs w:val="18"/>
-        </w:rPr>
-        <w:t xml:space="preserve">, et prévenir les personnes concernées par Teams.</w:t>
+        <w:t xml:space="preserve">Un courrier qui n'est ni l'un ni l'autre est ouvert pour identifier le destinataire, qui est ensuite prévenu.</w:t>
       </w:r>
     </w:p>
     <w:p>
@@ -791,7 +755,27 @@
           <w:sz w:val="18"/>
           <w:szCs w:val="18"/>
         </w:rPr>
-        <w:t xml:space="preserve">Les courriers publicitaires ne sont pas distribués : ils sont jetés.</w:t>
+        <w:t xml:space="preserve">Déposer le courrier dans les bannettes prévues, </w:t>
+      </w:r>
+      <w:r>
+        <w:rPr>
+          <w:rFonts w:ascii="Cambria" w:cs="Cambria" w:eastAsia="Cambria" w:hAnsi="Cambria"/>
+          <w:b/>
+          <w:bCs/>
+          <w:color w:val="17232A"/>
+          <w:sz w:val="18"/>
+          <w:szCs w:val="18"/>
+        </w:rPr>
+        <w:t xml:space="preserve">avant 10h30 – 11h00</w:t>
+      </w:r>
+      <w:r>
+        <w:rPr>
+          <w:rFonts w:ascii="Cambria" w:cs="Cambria" w:eastAsia="Cambria" w:hAnsi="Cambria"/>
+          <w:color w:val="17232A"/>
+          <w:sz w:val="18"/>
+          <w:szCs w:val="18"/>
+        </w:rPr>
+        <w:t xml:space="preserve">, et prévenir les personnes concernées par Teams.</w:t>
       </w:r>
     </w:p>
     <w:p>
@@ -934,7 +918,7 @@
                 <w:sz w:val="17"/>
                 <w:szCs w:val="17"/>
               </w:rPr>
-              <w:t xml:space="preserve">, plis de la </w:t>
+              <w:t xml:space="preserve"> (avec indication du service), plis de la </w:t>
             </w:r>
             <w:r>
               <w:rPr>
@@ -1007,7 +991,27 @@
           <w:sz w:val="18"/>
           <w:szCs w:val="18"/>
         </w:rPr>
-        <w:t xml:space="preserve">L'accueil principal signale l'arrivée d'un pli ou d'un colis. Descendre le chercher, puis prévenir le collaborateur par Teams — un message type est disponible.</w:t>
+        <w:t xml:space="preserve">L'accueil principal signale l'arrivée d'un pli ou d'un colis. Descendre le chercher, puis prévenir le collaborateur par Teams — un message type est disponible. Le colis reste </w:t>
+      </w:r>
+      <w:r>
+        <w:rPr>
+          <w:rFonts w:ascii="Cambria" w:cs="Cambria" w:eastAsia="Cambria" w:hAnsi="Cambria"/>
+          <w:b/>
+          <w:bCs/>
+          <w:color w:val="17232A"/>
+          <w:sz w:val="18"/>
+          <w:szCs w:val="18"/>
+        </w:rPr>
+        <w:t xml:space="preserve">sur le bureau</w:t>
+      </w:r>
+      <w:r>
+        <w:rPr>
+          <w:rFonts w:ascii="Cambria" w:cs="Cambria" w:eastAsia="Cambria" w:hAnsi="Cambria"/>
+          <w:color w:val="17232A"/>
+          <w:sz w:val="18"/>
+          <w:szCs w:val="18"/>
+        </w:rPr>
+        <w:t xml:space="preserve"> en attendant son retrait.</w:t>
       </w:r>
     </w:p>
     <w:p>
@@ -1056,7 +1060,27 @@
           <w:sz w:val="18"/>
           <w:szCs w:val="18"/>
         </w:rPr>
-        <w:t xml:space="preserve">Le pli peut être conservé une journée au service généraux. En fin de journée, relancer par Teams les collaborateurs qui ne sont pas venus, puis déposer les plis restants dans le local prévu.</w:t>
+        <w:t xml:space="preserve">Les colis peuvent être conservés une journée au service généraux. En fin de journée, relancer par Teams les collaborateurs qui ne sont pas venus, puis </w:t>
+      </w:r>
+      <w:r>
+        <w:rPr>
+          <w:rFonts w:ascii="Cambria" w:cs="Cambria" w:eastAsia="Cambria" w:hAnsi="Cambria"/>
+          <w:b/>
+          <w:bCs/>
+          <w:color w:val="17232A"/>
+          <w:sz w:val="18"/>
+          <w:szCs w:val="18"/>
+        </w:rPr>
+        <w:t xml:space="preserve">ranger les colis restants dans le local prévu, pour les protéger</w:t>
+      </w:r>
+      <w:r>
+        <w:rPr>
+          <w:rFonts w:ascii="Cambria" w:cs="Cambria" w:eastAsia="Cambria" w:hAnsi="Cambria"/>
+          <w:color w:val="17232A"/>
+          <w:sz w:val="18"/>
+          <w:szCs w:val="18"/>
+        </w:rPr>
+        <w:t xml:space="preserve">.</w:t>
       </w:r>
     </w:p>
     <w:p>
@@ -1092,26 +1116,27 @@
           <w:sz w:val="18"/>
           <w:szCs w:val="18"/>
         </w:rPr>
-        <w:t xml:space="preserve">Rechercher le pli par le nom du destinataire dans Welcome by, puis cliquer sur </w:t>
-      </w:r>
-      <w:r>
-        <w:rPr>
-          <w:rFonts w:ascii="Consolas" w:cs="Consolas" w:eastAsia="Consolas" w:hAnsi="Consolas"/>
-          <w:color w:val="0D5C63"/>
-          <w:sz w:val="16"/>
-          <w:szCs w:val="16"/>
-          <w:shd w:fill="EDF2F1" w:color="auto" w:val="clear"/>
-        </w:rPr>
-        <w:t xml:space="preserve">Remettre</w:t>
-      </w:r>
-      <w:r>
-        <w:rPr>
-          <w:rFonts w:ascii="Cambria" w:cs="Cambria" w:eastAsia="Cambria" w:hAnsi="Cambria"/>
-          <w:color w:val="17232A"/>
-          <w:sz w:val="18"/>
-          <w:szCs w:val="18"/>
-        </w:rPr>
-        <w:t xml:space="preserve">.</w:t>
+        <w:t xml:space="preserve">Rechercher le pli par le nom du destinataire dans Welcome by, puis </w:t>
+      </w:r>
+      <w:r>
+        <w:rPr>
+          <w:rFonts w:ascii="Cambria" w:cs="Cambria" w:eastAsia="Cambria" w:hAnsi="Cambria"/>
+          <w:b/>
+          <w:bCs/>
+          <w:color w:val="17232A"/>
+          <w:sz w:val="18"/>
+          <w:szCs w:val="18"/>
+        </w:rPr>
+        <w:t xml:space="preserve">valider la remise</w:t>
+      </w:r>
+      <w:r>
+        <w:rPr>
+          <w:rFonts w:ascii="Cambria" w:cs="Cambria" w:eastAsia="Cambria" w:hAnsi="Cambria"/>
+          <w:color w:val="17232A"/>
+          <w:sz w:val="18"/>
+          <w:szCs w:val="18"/>
+        </w:rPr>
+        <w:t xml:space="preserve"> dans l'outil. La signature n'est plus demandée.</w:t>
       </w:r>
     </w:p>
     <w:p>
@@ -1130,46 +1155,24 @@
           <w:sz w:val="18"/>
           <w:szCs w:val="18"/>
         </w:rPr>
-        <w:t xml:space="preserve">Toute remise se fait </w:t>
-      </w:r>
-      <w:r>
-        <w:rPr>
-          <w:rFonts w:ascii="Cambria" w:cs="Cambria" w:eastAsia="Cambria" w:hAnsi="Cambria"/>
-          <w:b/>
-          <w:bCs/>
-          <w:color w:val="17232A"/>
-          <w:sz w:val="18"/>
-          <w:szCs w:val="18"/>
-        </w:rPr>
-        <w:t xml:space="preserve">contre code sécurisé et signature</w:t>
-      </w:r>
-      <w:r>
-        <w:rPr>
-          <w:rFonts w:ascii="Cambria" w:cs="Cambria" w:eastAsia="Cambria" w:hAnsi="Cambria"/>
-          <w:color w:val="17232A"/>
-          <w:sz w:val="18"/>
-          <w:szCs w:val="18"/>
-        </w:rPr>
-        <w:t xml:space="preserve"> : le destinataire communique le code reçu par mail, saisir ce code puis </w:t>
-      </w:r>
-      <w:r>
-        <w:rPr>
-          <w:rFonts w:ascii="Consolas" w:cs="Consolas" w:eastAsia="Consolas" w:hAnsi="Consolas"/>
-          <w:color w:val="0D5C63"/>
-          <w:sz w:val="16"/>
-          <w:szCs w:val="16"/>
-          <w:shd w:fill="EDF2F1" w:color="auto" w:val="clear"/>
-        </w:rPr>
-        <w:t xml:space="preserve">Vérifier le code</w:t>
-      </w:r>
-      <w:r>
-        <w:rPr>
-          <w:rFonts w:ascii="Cambria" w:cs="Cambria" w:eastAsia="Cambria" w:hAnsi="Cambria"/>
-          <w:color w:val="17232A"/>
-          <w:sz w:val="18"/>
-          <w:szCs w:val="18"/>
-        </w:rPr>
-        <w:t xml:space="preserve">.</w:t>
+        <w:t xml:space="preserve">Une remise non validée laisse la fiche ouverte : les relances de fin de journée portent alors sur des plis déjà remis.</w:t>
+      </w:r>
+    </w:p>
+    <w:p>
+      <w:pPr>
+        <w:keepNext/>
+        <w:spacing w:after="45" w:before="100"/>
+      </w:pPr>
+      <w:r>
+        <w:rPr>
+          <w:rFonts w:ascii="Arial" w:cs="Arial" w:eastAsia="Arial" w:hAnsi="Arial"/>
+          <w:b/>
+          <w:bCs/>
+          <w:color w:val="17232A"/>
+          <w:sz w:val="18"/>
+          <w:szCs w:val="18"/>
+        </w:rPr>
+        <w:t xml:space="preserve">Colis particuliers</w:t>
       </w:r>
     </w:p>
     <w:p>
@@ -1184,11 +1187,22 @@
       <w:r>
         <w:rPr>
           <w:rFonts w:ascii="Cambria" w:cs="Cambria" w:eastAsia="Cambria" w:hAnsi="Cambria"/>
-          <w:color w:val="17232A"/>
-          <w:sz w:val="18"/>
-          <w:szCs w:val="18"/>
-        </w:rPr>
-        <w:t xml:space="preserve">Si l'option est activée, inviter le collaborateur à signer via le lien reçu dans son mail. La confirmation affichée autorise la remise.</w:t>
+          <w:b/>
+          <w:bCs/>
+          <w:color w:val="17232A"/>
+          <w:sz w:val="18"/>
+          <w:szCs w:val="18"/>
+        </w:rPr>
+        <w:t xml:space="preserve">Colis abîmé</w:t>
+      </w:r>
+      <w:r>
+        <w:rPr>
+          <w:rFonts w:ascii="Cambria" w:cs="Cambria" w:eastAsia="Cambria" w:hAnsi="Cambria"/>
+          <w:color w:val="17232A"/>
+          <w:sz w:val="18"/>
+          <w:szCs w:val="18"/>
+        </w:rPr>
+        <w:t xml:space="preserve"> : vérifier l'état avant d'accepter. Si le colis est endommagé, le prendre en photo, le refuser et informer le responsable des services généraux par mail.</w:t>
       </w:r>
     </w:p>
     <w:p>
@@ -1203,11 +1217,22 @@
       <w:r>
         <w:rPr>
           <w:rFonts w:ascii="Cambria" w:cs="Cambria" w:eastAsia="Cambria" w:hAnsi="Cambria"/>
-          <w:color w:val="17232A"/>
-          <w:sz w:val="18"/>
-          <w:szCs w:val="18"/>
-        </w:rPr>
-        <w:t xml:space="preserve">Si une autre personne que le destinataire se présente, prévenir le destinataire par mail avant de remettre le pli.</w:t>
+          <w:b/>
+          <w:bCs/>
+          <w:color w:val="17232A"/>
+          <w:sz w:val="18"/>
+          <w:szCs w:val="18"/>
+        </w:rPr>
+        <w:t xml:space="preserve">Colis lourd ou volumineux</w:t>
+      </w:r>
+      <w:r>
+        <w:rPr>
+          <w:rFonts w:ascii="Cambria" w:cs="Cambria" w:eastAsia="Cambria" w:hAnsi="Cambria"/>
+          <w:color w:val="17232A"/>
+          <w:sz w:val="18"/>
+          <w:szCs w:val="18"/>
+        </w:rPr>
+        <w:t xml:space="preserve"> : utiliser le chariot prévu et l'ascenseur de service, sans passer par le hall principal. Contacter le destinataire, qui vient le réceptionner.</w:t>
       </w:r>
     </w:p>
     <w:p>
@@ -1222,122 +1247,6 @@
       <w:r>
         <w:rPr>
           <w:rFonts w:ascii="Cambria" w:cs="Cambria" w:eastAsia="Cambria" w:hAnsi="Cambria"/>
-          <w:color w:val="17232A"/>
-          <w:sz w:val="18"/>
-          <w:szCs w:val="18"/>
-        </w:rPr>
-        <w:t xml:space="preserve">Ne pas oublier de </w:t>
-      </w:r>
-      <w:r>
-        <w:rPr>
-          <w:rFonts w:ascii="Cambria" w:cs="Cambria" w:eastAsia="Cambria" w:hAnsi="Cambria"/>
-          <w:b/>
-          <w:bCs/>
-          <w:color w:val="17232A"/>
-          <w:sz w:val="18"/>
-          <w:szCs w:val="18"/>
-        </w:rPr>
-        <w:t xml:space="preserve">changer le statut dans Welcome by</w:t>
-      </w:r>
-      <w:r>
-        <w:rPr>
-          <w:rFonts w:ascii="Cambria" w:cs="Cambria" w:eastAsia="Cambria" w:hAnsi="Cambria"/>
-          <w:color w:val="17232A"/>
-          <w:sz w:val="18"/>
-          <w:szCs w:val="18"/>
-        </w:rPr>
-        <w:t xml:space="preserve"> une fois le pli récupéré.</w:t>
-      </w:r>
-    </w:p>
-    <w:p>
-      <w:pPr>
-        <w:keepNext/>
-        <w:spacing w:after="45" w:before="100"/>
-      </w:pPr>
-      <w:r>
-        <w:rPr>
-          <w:rFonts w:ascii="Arial" w:cs="Arial" w:eastAsia="Arial" w:hAnsi="Arial"/>
-          <w:b/>
-          <w:bCs/>
-          <w:color w:val="17232A"/>
-          <w:sz w:val="18"/>
-          <w:szCs w:val="18"/>
-        </w:rPr>
-        <w:t xml:space="preserve">Colis particuliers</w:t>
-      </w:r>
-    </w:p>
-    <w:p>
-      <w:pPr>
-        <w:pStyle w:val="ListParagraph"/>
-        <w:numPr>
-          <w:ilvl w:val="0"/>
-          <w:numId w:val="2"/>
-        </w:numPr>
-        <w:spacing w:after="38" w:line="240"/>
-      </w:pPr>
-      <w:r>
-        <w:rPr>
-          <w:rFonts w:ascii="Cambria" w:cs="Cambria" w:eastAsia="Cambria" w:hAnsi="Cambria"/>
-          <w:b/>
-          <w:bCs/>
-          <w:color w:val="17232A"/>
-          <w:sz w:val="18"/>
-          <w:szCs w:val="18"/>
-        </w:rPr>
-        <w:t xml:space="preserve">Colis abîmé</w:t>
-      </w:r>
-      <w:r>
-        <w:rPr>
-          <w:rFonts w:ascii="Cambria" w:cs="Cambria" w:eastAsia="Cambria" w:hAnsi="Cambria"/>
-          <w:color w:val="17232A"/>
-          <w:sz w:val="18"/>
-          <w:szCs w:val="18"/>
-        </w:rPr>
-        <w:t xml:space="preserve"> : vérifier l'état avant d'accepter. Si le colis est endommagé, le prendre en photo, le refuser et informer le responsable des services généraux par mail.</w:t>
-      </w:r>
-    </w:p>
-    <w:p>
-      <w:pPr>
-        <w:pStyle w:val="ListParagraph"/>
-        <w:numPr>
-          <w:ilvl w:val="0"/>
-          <w:numId w:val="2"/>
-        </w:numPr>
-        <w:spacing w:after="38" w:line="240"/>
-      </w:pPr>
-      <w:r>
-        <w:rPr>
-          <w:rFonts w:ascii="Cambria" w:cs="Cambria" w:eastAsia="Cambria" w:hAnsi="Cambria"/>
-          <w:b/>
-          <w:bCs/>
-          <w:color w:val="17232A"/>
-          <w:sz w:val="18"/>
-          <w:szCs w:val="18"/>
-        </w:rPr>
-        <w:t xml:space="preserve">Colis lourd ou volumineux</w:t>
-      </w:r>
-      <w:r>
-        <w:rPr>
-          <w:rFonts w:ascii="Cambria" w:cs="Cambria" w:eastAsia="Cambria" w:hAnsi="Cambria"/>
-          <w:color w:val="17232A"/>
-          <w:sz w:val="18"/>
-          <w:szCs w:val="18"/>
-        </w:rPr>
-        <w:t xml:space="preserve"> : utiliser le chariot prévu et l'ascenseur de service, sans passer par le hall principal. Contacter le destinataire, qui vient le réceptionner.</w:t>
-      </w:r>
-    </w:p>
-    <w:p>
-      <w:pPr>
-        <w:pStyle w:val="ListParagraph"/>
-        <w:numPr>
-          <w:ilvl w:val="0"/>
-          <w:numId w:val="2"/>
-        </w:numPr>
-        <w:spacing w:after="38" w:line="240"/>
-      </w:pPr>
-      <w:r>
-        <w:rPr>
-          <w:rFonts w:ascii="Cambria" w:cs="Cambria" w:eastAsia="Cambria" w:hAnsi="Cambria"/>
           <w:b/>
           <w:bCs/>
           <w:color w:val="17232A"/>
@@ -1353,20 +1262,27 @@
           <w:sz w:val="18"/>
           <w:szCs w:val="18"/>
         </w:rPr>
-        <w:t xml:space="preserve"> : </w:t>
-      </w:r>
-      <w:r>
-        <w:rPr>
-          <w:rFonts w:ascii="Arial" w:cs="Arial" w:eastAsia="Arial" w:hAnsi="Arial"/>
-          <w:i/>
-          <w:iCs/>
-          <w:color w:val="6B4B12"/>
-          <w:sz w:val="17"/>
-          <w:szCs w:val="17"/>
-          <w:highlight w:val="yellow"/>
-          <w:highlightCs w:val="yellow"/>
-        </w:rPr>
-        <w:t xml:space="preserve">règle à trancher avec les services généraux</w:t>
+        <w:t xml:space="preserve"> : il est </w:t>
+      </w:r>
+      <w:r>
+        <w:rPr>
+          <w:rFonts w:ascii="Cambria" w:cs="Cambria" w:eastAsia="Cambria" w:hAnsi="Cambria"/>
+          <w:b/>
+          <w:bCs/>
+          <w:color w:val="17232A"/>
+          <w:sz w:val="18"/>
+          <w:szCs w:val="18"/>
+        </w:rPr>
+        <w:t xml:space="preserve">ouvert</w:t>
+      </w:r>
+      <w:r>
+        <w:rPr>
+          <w:rFonts w:ascii="Cambria" w:cs="Cambria" w:eastAsia="Cambria" w:hAnsi="Cambria"/>
+          <w:color w:val="17232A"/>
+          <w:sz w:val="18"/>
+          <w:szCs w:val="18"/>
+        </w:rPr>
+        <w:t xml:space="preserve"> pour identifier le destinataire.</w:t>
       </w:r>
     </w:p>
     <w:p>
@@ -1411,18 +1327,38 @@
           <w:sz w:val="18"/>
           <w:szCs w:val="18"/>
         </w:rPr>
-        <w:t xml:space="preserve">Un pli d'huissier est un acte juridique remis par un huissier de justice : assignation, sommation de payer, signification d'une décision. L'accueil principal appelle, le pli est récupéré puis déposé dans la bannette </w:t>
-      </w:r>
-      <w:r>
-        <w:rPr>
-          <w:rFonts w:ascii="Cambria" w:cs="Cambria" w:eastAsia="Cambria" w:hAnsi="Cambria"/>
-          <w:b/>
-          <w:bCs/>
-          <w:color w:val="17232A"/>
-          <w:sz w:val="18"/>
-          <w:szCs w:val="18"/>
-        </w:rPr>
-        <w:t xml:space="preserve">Direction Générale</w:t>
+        <w:t xml:space="preserve">Un pli d'huissier est un acte juridique remis par un huissier de justice : assignation, sommation de payer, signification d'une décision. L'accueil principal appelle, le pli est récupéré puis déposé dans la bannette du </w:t>
+      </w:r>
+      <w:r>
+        <w:rPr>
+          <w:rFonts w:ascii="Cambria" w:cs="Cambria" w:eastAsia="Cambria" w:hAnsi="Cambria"/>
+          <w:b/>
+          <w:bCs/>
+          <w:color w:val="17232A"/>
+          <w:sz w:val="18"/>
+          <w:szCs w:val="18"/>
+        </w:rPr>
+        <w:t xml:space="preserve">service juridique</w:t>
+      </w:r>
+      <w:r>
+        <w:rPr>
+          <w:rFonts w:ascii="Cambria" w:cs="Cambria" w:eastAsia="Cambria" w:hAnsi="Cambria"/>
+          <w:color w:val="17232A"/>
+          <w:sz w:val="18"/>
+          <w:szCs w:val="18"/>
+        </w:rPr>
+        <w:t xml:space="preserve">, à l'attention de </w:t>
+      </w:r>
+      <w:r>
+        <w:rPr>
+          <w:rFonts w:ascii="Cambria" w:cs="Cambria" w:eastAsia="Cambria" w:hAnsi="Cambria"/>
+          <w:b/>
+          <w:bCs/>
+          <w:color w:val="17232A"/>
+          <w:sz w:val="18"/>
+          <w:szCs w:val="18"/>
+        </w:rPr>
+        <w:t xml:space="preserve">Jade Pering</w:t>
       </w:r>
       <w:r>
         <w:rPr>
@@ -1602,7 +1538,7 @@
           <w:sz w:val="18"/>
           <w:szCs w:val="18"/>
         </w:rPr>
-        <w:t xml:space="preserve">. À défaut de pochette Affranchigo, utiliser une pochette rose portant la mention « Affranchigo ».</w:t>
+        <w:t xml:space="preserve">.</w:t>
       </w:r>
     </w:p>
     <w:p>
@@ -1617,22 +1553,68 @@
       <w:r>
         <w:rPr>
           <w:rFonts w:ascii="Cambria" w:cs="Cambria" w:eastAsia="Cambria" w:hAnsi="Cambria"/>
-          <w:b/>
-          <w:bCs/>
-          <w:color w:val="17232A"/>
-          <w:sz w:val="18"/>
-          <w:szCs w:val="18"/>
-        </w:rPr>
-        <w:t xml:space="preserve">Tous les LRAR</w:t>
-      </w:r>
-      <w:r>
-        <w:rPr>
-          <w:rFonts w:ascii="Cambria" w:cs="Cambria" w:eastAsia="Cambria" w:hAnsi="Cambria"/>
-          <w:color w:val="17232A"/>
-          <w:sz w:val="18"/>
-          <w:szCs w:val="18"/>
-        </w:rPr>
-        <w:t xml:space="preserve">, à l'arrivée comme au départ, sont notés dans Welcome by.</w:t>
+          <w:color w:val="17232A"/>
+          <w:sz w:val="18"/>
+          <w:szCs w:val="18"/>
+        </w:rPr>
+        <w:t xml:space="preserve">La navette interne, qui dessert </w:t>
+      </w:r>
+      <w:r>
+        <w:rPr>
+          <w:rFonts w:ascii="Cambria" w:cs="Cambria" w:eastAsia="Cambria" w:hAnsi="Cambria"/>
+          <w:b/>
+          <w:bCs/>
+          <w:color w:val="17232A"/>
+          <w:sz w:val="18"/>
+          <w:szCs w:val="18"/>
+        </w:rPr>
+        <w:t xml:space="preserve">les centres</w:t>
+      </w:r>
+      <w:r>
+        <w:rPr>
+          <w:rFonts w:ascii="Cambria" w:cs="Cambria" w:eastAsia="Cambria" w:hAnsi="Cambria"/>
+          <w:color w:val="17232A"/>
+          <w:sz w:val="18"/>
+          <w:szCs w:val="18"/>
+        </w:rPr>
+        <w:t xml:space="preserve">, récupère les colis au départ plusieurs fois par semaine. Déposer les colis à côté du bureau, </w:t>
+      </w:r>
+      <w:r>
+        <w:rPr>
+          <w:rFonts w:ascii="Cambria" w:cs="Cambria" w:eastAsia="Cambria" w:hAnsi="Cambria"/>
+          <w:b/>
+          <w:bCs/>
+          <w:color w:val="17232A"/>
+          <w:sz w:val="18"/>
+          <w:szCs w:val="18"/>
+        </w:rPr>
+        <w:t xml:space="preserve">sans les mélanger avec ceux à l'arrivée</w:t>
+      </w:r>
+      <w:r>
+        <w:rPr>
+          <w:rFonts w:ascii="Cambria" w:cs="Cambria" w:eastAsia="Cambria" w:hAnsi="Cambria"/>
+          <w:color w:val="17232A"/>
+          <w:sz w:val="18"/>
+          <w:szCs w:val="18"/>
+        </w:rPr>
+        <w:t xml:space="preserve">.</w:t>
+      </w:r>
+    </w:p>
+    <w:p>
+      <w:pPr>
+        <w:keepNext/>
+        <w:spacing w:after="45" w:before="100"/>
+      </w:pPr>
+      <w:r>
+        <w:rPr>
+          <w:rFonts w:ascii="Arial" w:cs="Arial" w:eastAsia="Arial" w:hAnsi="Arial"/>
+          <w:b/>
+          <w:bCs/>
+          <w:color w:val="17232A"/>
+          <w:sz w:val="18"/>
+          <w:szCs w:val="18"/>
+        </w:rPr>
+        <w:t xml:space="preserve">Enregistrer un départ dans Welcome by</w:t>
       </w:r>
     </w:p>
     <w:p>
@@ -1651,44 +1633,26 @@
           <w:sz w:val="18"/>
           <w:szCs w:val="18"/>
         </w:rPr>
-        <w:t xml:space="preserve">La navette interne récupère les colis au départ plusieurs fois par semaine. Déposer les plis à côté du bureau, </w:t>
-      </w:r>
-      <w:r>
-        <w:rPr>
-          <w:rFonts w:ascii="Cambria" w:cs="Cambria" w:eastAsia="Cambria" w:hAnsi="Cambria"/>
-          <w:b/>
-          <w:bCs/>
-          <w:color w:val="17232A"/>
-          <w:sz w:val="18"/>
-          <w:szCs w:val="18"/>
-        </w:rPr>
-        <w:t xml:space="preserve">sans les mélanger avec les plis à l'arrivée</w:t>
-      </w:r>
-      <w:r>
-        <w:rPr>
-          <w:rFonts w:ascii="Cambria" w:cs="Cambria" w:eastAsia="Cambria" w:hAnsi="Cambria"/>
-          <w:color w:val="17232A"/>
-          <w:sz w:val="18"/>
-          <w:szCs w:val="18"/>
-        </w:rPr>
-        <w:t xml:space="preserve">.</w:t>
-      </w:r>
-    </w:p>
-    <w:p>
-      <w:pPr>
-        <w:keepNext/>
-        <w:spacing w:after="45" w:before="100"/>
-      </w:pPr>
-      <w:r>
-        <w:rPr>
-          <w:rFonts w:ascii="Arial" w:cs="Arial" w:eastAsia="Arial" w:hAnsi="Arial"/>
-          <w:b/>
-          <w:bCs/>
-          <w:color w:val="17232A"/>
-          <w:sz w:val="18"/>
-          <w:szCs w:val="18"/>
-        </w:rPr>
-        <w:t xml:space="preserve">Enregistrer un départ dans Welcome by</w:t>
+        <w:t xml:space="preserve">Cliquer sur </w:t>
+      </w:r>
+      <w:r>
+        <w:rPr>
+          <w:rFonts w:ascii="Consolas" w:cs="Consolas" w:eastAsia="Consolas" w:hAnsi="Consolas"/>
+          <w:color w:val="0D5C63"/>
+          <w:sz w:val="16"/>
+          <w:szCs w:val="16"/>
+          <w:shd w:fill="EDF2F1" w:color="auto" w:val="clear"/>
+        </w:rPr>
+        <w:t xml:space="preserve">Expédition d'un colis</w:t>
+      </w:r>
+      <w:r>
+        <w:rPr>
+          <w:rFonts w:ascii="Cambria" w:cs="Cambria" w:eastAsia="Cambria" w:hAnsi="Cambria"/>
+          <w:color w:val="17232A"/>
+          <w:sz w:val="18"/>
+          <w:szCs w:val="18"/>
+        </w:rPr>
+        <w:t xml:space="preserve"> et remplir les champs requis.</w:t>
       </w:r>
     </w:p>
     <w:p>
@@ -1707,7 +1671,7 @@
           <w:sz w:val="18"/>
           <w:szCs w:val="18"/>
         </w:rPr>
-        <w:t xml:space="preserve">Cliquer sur </w:t>
+        <w:t xml:space="preserve">Cocher </w:t>
       </w:r>
       <w:r>
         <w:rPr>
@@ -1717,16 +1681,16 @@
           <w:szCs w:val="16"/>
           <w:shd w:fill="EDF2F1" w:color="auto" w:val="clear"/>
         </w:rPr>
-        <w:t xml:space="preserve">Expédition d'un colis</w:t>
-      </w:r>
-      <w:r>
-        <w:rPr>
-          <w:rFonts w:ascii="Cambria" w:cs="Cambria" w:eastAsia="Cambria" w:hAnsi="Cambria"/>
-          <w:color w:val="17232A"/>
-          <w:sz w:val="18"/>
-          <w:szCs w:val="18"/>
-        </w:rPr>
-        <w:t xml:space="preserve"> et remplir les champs requis.</w:t>
+        <w:t xml:space="preserve">préparé</w:t>
+      </w:r>
+      <w:r>
+        <w:rPr>
+          <w:rFonts w:ascii="Cambria" w:cs="Cambria" w:eastAsia="Cambria" w:hAnsi="Cambria"/>
+          <w:color w:val="17232A"/>
+          <w:sz w:val="18"/>
+          <w:szCs w:val="18"/>
+        </w:rPr>
+        <w:t xml:space="preserve"> si le pli ne demande aucune préparation ultérieure ; sinon le faire depuis la liste une fois la préparation terminée.</w:t>
       </w:r>
     </w:p>
     <w:p>
@@ -1745,7 +1709,7 @@
           <w:sz w:val="18"/>
           <w:szCs w:val="18"/>
         </w:rPr>
-        <w:t xml:space="preserve">Cocher </w:t>
+        <w:t xml:space="preserve">Cliquer sur </w:t>
       </w:r>
       <w:r>
         <w:rPr>
@@ -1755,16 +1719,47 @@
           <w:szCs w:val="16"/>
           <w:shd w:fill="EDF2F1" w:color="auto" w:val="clear"/>
         </w:rPr>
-        <w:t xml:space="preserve">préparé</w:t>
-      </w:r>
-      <w:r>
-        <w:rPr>
-          <w:rFonts w:ascii="Cambria" w:cs="Cambria" w:eastAsia="Cambria" w:hAnsi="Cambria"/>
-          <w:color w:val="17232A"/>
-          <w:sz w:val="18"/>
-          <w:szCs w:val="18"/>
-        </w:rPr>
-        <w:t xml:space="preserve"> si le pli ne demande aucune préparation ultérieure ; sinon le faire depuis la liste une fois la préparation terminée.</w:t>
+        <w:t xml:space="preserve">expédier</w:t>
+      </w:r>
+      <w:r>
+        <w:rPr>
+          <w:rFonts w:ascii="Cambria" w:cs="Cambria" w:eastAsia="Cambria" w:hAnsi="Cambria"/>
+          <w:color w:val="17232A"/>
+          <w:sz w:val="18"/>
+          <w:szCs w:val="18"/>
+        </w:rPr>
+        <w:t xml:space="preserve"> au moment de la remise au transporteur.</w:t>
+      </w:r>
+    </w:p>
+    <w:p>
+      <w:pPr>
+        <w:keepNext/>
+        <w:pBdr>
+          <w:top w:val="single" w:color="D3DBDB" w:sz="4" w:space="8"/>
+        </w:pBdr>
+        <w:spacing w:after="62" w:before="140"/>
+      </w:pPr>
+      <w:r>
+        <w:rPr>
+          <w:rFonts w:ascii="Arial" w:cs="Arial" w:eastAsia="Arial" w:hAnsi="Arial"/>
+          <w:b/>
+          <w:bCs/>
+          <w:color w:val="0D5C63"/>
+          <w:sz w:val="22"/>
+          <w:szCs w:val="22"/>
+        </w:rPr>
+        <w:t xml:space="preserve">6   </w:t>
+      </w:r>
+      <w:r>
+        <w:rPr>
+          <w:rFonts w:ascii="Arial" w:cs="Arial" w:eastAsia="Arial" w:hAnsi="Arial"/>
+          <w:b/>
+          <w:bCs/>
+          <w:color w:val="17232A"/>
+          <w:sz w:val="22"/>
+          <w:szCs w:val="22"/>
+        </w:rPr>
+        <w:t xml:space="preserve">Cas particuliers et interlocuteurs</w:t>
       </w:r>
     </w:p>
     <w:p>
@@ -1779,61 +1774,42 @@
       <w:r>
         <w:rPr>
           <w:rFonts w:ascii="Cambria" w:cs="Cambria" w:eastAsia="Cambria" w:hAnsi="Cambria"/>
-          <w:color w:val="17232A"/>
-          <w:sz w:val="18"/>
-          <w:szCs w:val="18"/>
-        </w:rPr>
-        <w:t xml:space="preserve">Cliquer sur </w:t>
-      </w:r>
-      <w:r>
-        <w:rPr>
-          <w:rFonts w:ascii="Consolas" w:cs="Consolas" w:eastAsia="Consolas" w:hAnsi="Consolas"/>
-          <w:color w:val="0D5C63"/>
-          <w:sz w:val="16"/>
-          <w:szCs w:val="16"/>
-          <w:shd w:fill="EDF2F1" w:color="auto" w:val="clear"/>
-        </w:rPr>
-        <w:t xml:space="preserve">expédier</w:t>
-      </w:r>
-      <w:r>
-        <w:rPr>
-          <w:rFonts w:ascii="Cambria" w:cs="Cambria" w:eastAsia="Cambria" w:hAnsi="Cambria"/>
-          <w:color w:val="17232A"/>
-          <w:sz w:val="18"/>
-          <w:szCs w:val="18"/>
-        </w:rPr>
-        <w:t xml:space="preserve"> au moment de la remise au transporteur.</w:t>
-      </w:r>
-    </w:p>
-    <w:p>
-      <w:pPr>
-        <w:keepNext/>
-        <w:pBdr>
-          <w:top w:val="single" w:color="D3DBDB" w:sz="4" w:space="8"/>
-        </w:pBdr>
-        <w:spacing w:after="62" w:before="140"/>
-      </w:pPr>
-      <w:r>
-        <w:rPr>
-          <w:rFonts w:ascii="Arial" w:cs="Arial" w:eastAsia="Arial" w:hAnsi="Arial"/>
-          <w:b/>
-          <w:bCs/>
-          <w:color w:val="0D5C63"/>
-          <w:sz w:val="22"/>
-          <w:szCs w:val="22"/>
-        </w:rPr>
-        <w:t xml:space="preserve">6   </w:t>
-      </w:r>
-      <w:r>
-        <w:rPr>
-          <w:rFonts w:ascii="Arial" w:cs="Arial" w:eastAsia="Arial" w:hAnsi="Arial"/>
-          <w:b/>
-          <w:bCs/>
-          <w:color w:val="17232A"/>
-          <w:sz w:val="22"/>
-          <w:szCs w:val="22"/>
-        </w:rPr>
-        <w:t xml:space="preserve">Cas particuliers et interlocuteurs</w:t>
+          <w:b/>
+          <w:bCs/>
+          <w:color w:val="17232A"/>
+          <w:sz w:val="18"/>
+          <w:szCs w:val="18"/>
+        </w:rPr>
+        <w:t xml:space="preserve">Flotte automobile et contraventions</w:t>
+      </w:r>
+      <w:r>
+        <w:rPr>
+          <w:rFonts w:ascii="Cambria" w:cs="Cambria" w:eastAsia="Cambria" w:hAnsi="Cambria"/>
+          <w:color w:val="17232A"/>
+          <w:sz w:val="18"/>
+          <w:szCs w:val="18"/>
+        </w:rPr>
+        <w:t xml:space="preserve"> : mettre ce courrier de côté dès l'arrivée et le traiter l'après-midi, </w:t>
+      </w:r>
+      <w:r>
+        <w:rPr>
+          <w:rFonts w:ascii="Cambria" w:cs="Cambria" w:eastAsia="Cambria" w:hAnsi="Cambria"/>
+          <w:b/>
+          <w:bCs/>
+          <w:color w:val="17232A"/>
+          <w:sz w:val="18"/>
+          <w:szCs w:val="18"/>
+        </w:rPr>
+        <w:t xml:space="preserve">le jour même</w:t>
+      </w:r>
+      <w:r>
+        <w:rPr>
+          <w:rFonts w:ascii="Cambria" w:cs="Cambria" w:eastAsia="Cambria" w:hAnsi="Cambria"/>
+          <w:color w:val="17232A"/>
+          <w:sz w:val="18"/>
+          <w:szCs w:val="18"/>
+        </w:rPr>
+        <w:t xml:space="preserve">, selon la procédure dédiée (scan, envoi à OOVOOM, originaux classés et conservés trois mois).</w:t>
       </w:r>
     </w:p>
     <w:p>
@@ -1854,36 +1830,16 @@
           <w:sz w:val="18"/>
           <w:szCs w:val="18"/>
         </w:rPr>
-        <w:t xml:space="preserve">Flotte automobile et contraventions</w:t>
-      </w:r>
-      <w:r>
-        <w:rPr>
-          <w:rFonts w:ascii="Cambria" w:cs="Cambria" w:eastAsia="Cambria" w:hAnsi="Cambria"/>
-          <w:color w:val="17232A"/>
-          <w:sz w:val="18"/>
-          <w:szCs w:val="18"/>
-        </w:rPr>
-        <w:t xml:space="preserve"> : mettre ce courrier de côté dès l'arrivée et le traiter l'après-midi, </w:t>
-      </w:r>
-      <w:r>
-        <w:rPr>
-          <w:rFonts w:ascii="Cambria" w:cs="Cambria" w:eastAsia="Cambria" w:hAnsi="Cambria"/>
-          <w:b/>
-          <w:bCs/>
-          <w:color w:val="17232A"/>
-          <w:sz w:val="18"/>
-          <w:szCs w:val="18"/>
-        </w:rPr>
-        <w:t xml:space="preserve">le jour même</w:t>
-      </w:r>
-      <w:r>
-        <w:rPr>
-          <w:rFonts w:ascii="Cambria" w:cs="Cambria" w:eastAsia="Cambria" w:hAnsi="Cambria"/>
-          <w:color w:val="17232A"/>
-          <w:sz w:val="18"/>
-          <w:szCs w:val="18"/>
-        </w:rPr>
-        <w:t xml:space="preserve">, selon la procédure dédiée (scan, envoi à OOVOOM, originaux classés et conservés trois mois).</w:t>
+        <w:t xml:space="preserve">Courrier adressé au responsable des services généraux</w:t>
+      </w:r>
+      <w:r>
+        <w:rPr>
+          <w:rFonts w:ascii="Cambria" w:cs="Cambria" w:eastAsia="Cambria" w:hAnsi="Cambria"/>
+          <w:color w:val="17232A"/>
+          <w:sz w:val="18"/>
+          <w:szCs w:val="18"/>
+        </w:rPr>
+        <w:t xml:space="preserve"> : déposé sur son bureau, avec information directe si nécessaire.</w:t>
       </w:r>
     </w:p>
     <w:p>
@@ -1904,36 +1860,6 @@
           <w:sz w:val="18"/>
           <w:szCs w:val="18"/>
         </w:rPr>
-        <w:t xml:space="preserve">Courrier adressé au responsable des services généraux</w:t>
-      </w:r>
-      <w:r>
-        <w:rPr>
-          <w:rFonts w:ascii="Cambria" w:cs="Cambria" w:eastAsia="Cambria" w:hAnsi="Cambria"/>
-          <w:color w:val="17232A"/>
-          <w:sz w:val="18"/>
-          <w:szCs w:val="18"/>
-        </w:rPr>
-        <w:t xml:space="preserve"> : déposé sur son bureau, avec information directe si nécessaire.</w:t>
-      </w:r>
-    </w:p>
-    <w:p>
-      <w:pPr>
-        <w:pStyle w:val="ListParagraph"/>
-        <w:numPr>
-          <w:ilvl w:val="0"/>
-          <w:numId w:val="2"/>
-        </w:numPr>
-        <w:spacing w:after="38" w:line="240"/>
-      </w:pPr>
-      <w:r>
-        <w:rPr>
-          <w:rFonts w:ascii="Cambria" w:cs="Cambria" w:eastAsia="Cambria" w:hAnsi="Cambria"/>
-          <w:b/>
-          <w:bCs/>
-          <w:color w:val="17232A"/>
-          <w:sz w:val="18"/>
-          <w:szCs w:val="18"/>
-        </w:rPr>
         <w:t xml:space="preserve">Direction Générale et membres de la Direction</w:t>
       </w:r>
       <w:r>
@@ -1954,7 +1880,7 @@
           <w:sz w:val="18"/>
           <w:szCs w:val="18"/>
         </w:rPr>
-        <w:t xml:space="preserve">Mme Marjorie Grand</w:t>
+        <w:t xml:space="preserve">Mme Virginie Grand</w:t>
       </w:r>
       <w:r>
         <w:rPr>
